--- a/docs/00_guia_del_proyecto/Guia_del_proyecto.docx
+++ b/docs/00_guia_del_proyecto/Guia_del_proyecto.docx
@@ -491,7 +491,7 @@
         <w:t xml:space="preserve">El resultado.</w:t>
       </w:r>
       <w:r>
-        <w:t xml:space="preserve"> Los modelos se evaluaron una sola vez en 2024, un año que nunca vieron, y cumplen los 7 criterios fijados de antemano (2 de ellos en el límite). Todo el proyecto se reprodujo desde cero en un entorno independiente y dio resultados </w:t>
+        <w:t xml:space="preserve"> Los modelos se evaluaron una sola vez en 2024, un año que nunca vieron (un prototipo anterior sí se había evaluado en ese año: incidente I-01), y cumplen los 7 criterios fijados de antemano (2 de ellos en el límite). Todo el proyecto se reprodujo desde cero en un entorno independiente y dio resultados </w:t>
       </w:r>
       <w:r>
         <w:rPr>
@@ -4524,7 +4524,7 @@
                 <w:sz w:val="19"/>
                 <w:szCs w:val="19"/>
               </w:rPr>
-              <w:t xml:space="preserve">18-10-2026</w:t>
+              <w:t xml:space="preserve">03-08-2026</w:t>
             </w:r>
           </w:p>
         </w:tc>
@@ -4555,7 +4555,7 @@
                 <w:sz w:val="19"/>
                 <w:szCs w:val="19"/>
               </w:rPr>
-              <w:t xml:space="preserve">Fase 3 ejecutada; informe de la Fase 3 y planes de las Fases 3 y 4</w:t>
+              <w:t xml:space="preserve">Informe de seminario: objetivos y criterios de aceptación</w:t>
             </w:r>
           </w:p>
         </w:tc>
@@ -4622,7 +4622,7 @@
                 <w:sz w:val="19"/>
                 <w:szCs w:val="19"/>
               </w:rPr>
-              <w:t xml:space="preserve">19-10-2026 03:01</w:t>
+              <w:t xml:space="preserve">27-09-2026 20:33</w:t>
             </w:r>
           </w:p>
         </w:tc>
@@ -4653,7 +4653,7 @@
                 <w:sz w:val="19"/>
                 <w:szCs w:val="19"/>
               </w:rPr>
-              <w:t xml:space="preserve">Informe de la Fase 4 (modelos congelados)</w:t>
+              <w:t xml:space="preserve">Fase 1 publicada en GitHub (pre-registro verificable de la Fase 1)</w:t>
             </w:r>
           </w:p>
         </w:tc>
@@ -4720,7 +4720,7 @@
                 <w:sz w:val="19"/>
                 <w:szCs w:val="19"/>
               </w:rPr>
-              <w:t xml:space="preserve">19-10-2026 12:16</w:t>
+              <w:t xml:space="preserve">27-09-2026 20:58</w:t>
             </w:r>
           </w:p>
         </w:tc>
@@ -4751,7 +4751,14 @@
                 <w:sz w:val="19"/>
                 <w:szCs w:val="19"/>
               </w:rPr>
-              <w:t xml:space="preserve">Pre-registro del protocolo de la Fase 5 (huella SHA-256 5624bdae…)</w:t>
+              <w:t xml:space="preserve">Un prototipo anterior se evalúa en 2024 y publica sus resultados</w:t>
+            </w:r>
+            <w:r>
+              <w:rPr>
+                <w:sz w:val="19"/>
+                <w:szCs w:val="19"/>
+              </w:rPr>
+              <w:t xml:space="preserve"> (incidente I-01)</w:t>
             </w:r>
           </w:p>
         </w:tc>
@@ -4782,7 +4789,7 @@
                 <w:sz w:val="19"/>
                 <w:szCs w:val="19"/>
               </w:rPr>
-              <w:t xml:space="preserve">Antes</w:t>
+              <w:t xml:space="preserve">Antes del sello, pero usa el desenlace de 2024</w:t>
             </w:r>
           </w:p>
         </w:tc>
@@ -4818,7 +4825,7 @@
                 <w:sz w:val="19"/>
                 <w:szCs w:val="19"/>
               </w:rPr>
-              <w:t xml:space="preserve">19-10-2026 12:24</w:t>
+              <w:t xml:space="preserve">18-10-2026</w:t>
             </w:r>
           </w:p>
         </w:tc>
@@ -4849,7 +4856,7 @@
                 <w:sz w:val="19"/>
                 <w:szCs w:val="19"/>
               </w:rPr>
-              <w:t xml:space="preserve">Plan e informe de preparación de la Fase 5</w:t>
+              <w:t xml:space="preserve">Fase 3 ejecutada; informe de la Fase 3 y planes de las Fases 3 y 4</w:t>
             </w:r>
           </w:p>
         </w:tc>
@@ -4916,7 +4923,7 @@
                 <w:sz w:val="19"/>
                 <w:szCs w:val="19"/>
               </w:rPr>
-              <w:t xml:space="preserve">19-10-2026 13:04</w:t>
+              <w:t xml:space="preserve">19-10-2026 03:01</w:t>
             </w:r>
           </w:p>
         </w:tc>
@@ -4947,7 +4954,7 @@
                 <w:sz w:val="19"/>
                 <w:szCs w:val="19"/>
               </w:rPr>
-              <w:t xml:space="preserve">Apertura única del desenlace de 2024</w:t>
+              <w:t xml:space="preserve">Informe de la Fase 4 (modelos congelados)</w:t>
             </w:r>
           </w:p>
         </w:tc>
@@ -4978,7 +4985,7 @@
                 <w:sz w:val="19"/>
                 <w:szCs w:val="19"/>
               </w:rPr>
-              <w:t xml:space="preserve">—</w:t>
+              <w:t xml:space="preserve">Antes</w:t>
             </w:r>
           </w:p>
         </w:tc>
@@ -5014,7 +5021,7 @@
                 <w:sz w:val="19"/>
                 <w:szCs w:val="19"/>
               </w:rPr>
-              <w:t xml:space="preserve">19-10-2026 13:38</w:t>
+              <w:t xml:space="preserve">19-10-2026 12:16</w:t>
             </w:r>
           </w:p>
         </w:tc>
@@ -5045,7 +5052,7 @@
                 <w:sz w:val="19"/>
                 <w:szCs w:val="19"/>
               </w:rPr>
-              <w:t xml:space="preserve">Informe de evaluación de la Fase 5</w:t>
+              <w:t xml:space="preserve">Pre-registro del protocolo de la Fase 5 (huella SHA-256 5624bdae…)</w:t>
             </w:r>
           </w:p>
         </w:tc>
@@ -5076,7 +5083,7 @@
                 <w:sz w:val="19"/>
                 <w:szCs w:val="19"/>
               </w:rPr>
-              <w:t xml:space="preserve">Después</w:t>
+              <w:t xml:space="preserve">Antes</w:t>
             </w:r>
           </w:p>
         </w:tc>
@@ -5112,7 +5119,7 @@
                 <w:sz w:val="19"/>
                 <w:szCs w:val="19"/>
               </w:rPr>
-              <w:t xml:space="preserve">19-10-2026 22:53</w:t>
+              <w:t xml:space="preserve">19-10-2026 12:24</w:t>
             </w:r>
           </w:p>
         </w:tc>
@@ -5143,7 +5150,7 @@
                 <w:sz w:val="19"/>
                 <w:szCs w:val="19"/>
               </w:rPr>
-              <w:t xml:space="preserve">Versiones «v4 consenso» de los informes de las Fases 1 a 4</w:t>
+              <w:t xml:space="preserve">Plan e informe de preparación de la Fase 5</w:t>
             </w:r>
           </w:p>
         </w:tc>
@@ -5174,7 +5181,7 @@
                 <w:sz w:val="19"/>
                 <w:szCs w:val="19"/>
               </w:rPr>
-              <w:t xml:space="preserve">Después</w:t>
+              <w:t xml:space="preserve">Antes</w:t>
             </w:r>
           </w:p>
         </w:tc>
@@ -5210,6 +5217,300 @@
                 <w:sz w:val="19"/>
                 <w:szCs w:val="19"/>
               </w:rPr>
+              <w:t xml:space="preserve">19-10-2026 13:04</w:t>
+            </w:r>
+          </w:p>
+        </w:tc>
+        <w:tc>
+          <w:tcPr>
+            <w:tcW w:type="dxa" w:w="5419"/>
+            <w:tcBorders>
+              <w:top w:val="single" w:color="D9D9D9" w:sz="4"/>
+              <w:left w:val="single" w:color="D9D9D9" w:sz="4"/>
+              <w:bottom w:val="single" w:color="D9D9D9" w:sz="4"/>
+              <w:right w:val="single" w:color="D9D9D9" w:sz="4"/>
+            </w:tcBorders>
+            <w:shd w:fill="FFFFFF" w:color="auto" w:val="clear"/>
+            <w:tcMar>
+              <w:top w:type="dxa" w:w="70"/>
+              <w:left w:type="dxa" w:w="110"/>
+              <w:bottom w:type="dxa" w:w="70"/>
+              <w:right w:type="dxa" w:w="110"/>
+            </w:tcMar>
+            <w:vAlign w:val="top"/>
+          </w:tcPr>
+          <w:p>
+            <w:pPr>
+              <w:spacing w:after="40" w:line="252"/>
+            </w:pPr>
+            <w:r>
+              <w:rPr>
+                <w:sz w:val="19"/>
+                <w:szCs w:val="19"/>
+              </w:rPr>
+              <w:t xml:space="preserve">Apertura única del desenlace de 2024</w:t>
+            </w:r>
+          </w:p>
+        </w:tc>
+        <w:tc>
+          <w:tcPr>
+            <w:tcW w:type="dxa" w:w="1970"/>
+            <w:tcBorders>
+              <w:top w:val="single" w:color="D9D9D9" w:sz="4"/>
+              <w:left w:val="single" w:color="D9D9D9" w:sz="4"/>
+              <w:bottom w:val="single" w:color="D9D9D9" w:sz="4"/>
+              <w:right w:val="single" w:color="D9D9D9" w:sz="4"/>
+            </w:tcBorders>
+            <w:shd w:fill="FFFFFF" w:color="auto" w:val="clear"/>
+            <w:tcMar>
+              <w:top w:type="dxa" w:w="70"/>
+              <w:left w:type="dxa" w:w="110"/>
+              <w:bottom w:type="dxa" w:w="70"/>
+              <w:right w:type="dxa" w:w="110"/>
+            </w:tcMar>
+            <w:vAlign w:val="top"/>
+          </w:tcPr>
+          <w:p>
+            <w:pPr>
+              <w:spacing w:after="40" w:line="252"/>
+            </w:pPr>
+            <w:r>
+              <w:rPr>
+                <w:sz w:val="19"/>
+                <w:szCs w:val="19"/>
+              </w:rPr>
+              <w:t xml:space="preserve">—</w:t>
+            </w:r>
+          </w:p>
+        </w:tc>
+      </w:tr>
+      <w:tr>
+        <w:trPr>
+          <w:cantSplit/>
+        </w:trPr>
+        <w:tc>
+          <w:tcPr>
+            <w:tcW w:type="dxa" w:w="1971"/>
+            <w:tcBorders>
+              <w:top w:val="single" w:color="D9D9D9" w:sz="4"/>
+              <w:left w:val="single" w:color="D9D9D9" w:sz="4"/>
+              <w:bottom w:val="single" w:color="D9D9D9" w:sz="4"/>
+              <w:right w:val="single" w:color="D9D9D9" w:sz="4"/>
+            </w:tcBorders>
+            <w:shd w:fill="F7F7F7" w:color="auto" w:val="clear"/>
+            <w:tcMar>
+              <w:top w:type="dxa" w:w="70"/>
+              <w:left w:type="dxa" w:w="110"/>
+              <w:bottom w:type="dxa" w:w="70"/>
+              <w:right w:type="dxa" w:w="110"/>
+            </w:tcMar>
+            <w:vAlign w:val="top"/>
+          </w:tcPr>
+          <w:p>
+            <w:pPr>
+              <w:spacing w:after="40" w:line="252"/>
+            </w:pPr>
+            <w:r>
+              <w:rPr>
+                <w:sz w:val="19"/>
+                <w:szCs w:val="19"/>
+              </w:rPr>
+              <w:t xml:space="preserve">19-10-2026 13:38</w:t>
+            </w:r>
+          </w:p>
+        </w:tc>
+        <w:tc>
+          <w:tcPr>
+            <w:tcW w:type="dxa" w:w="5419"/>
+            <w:tcBorders>
+              <w:top w:val="single" w:color="D9D9D9" w:sz="4"/>
+              <w:left w:val="single" w:color="D9D9D9" w:sz="4"/>
+              <w:bottom w:val="single" w:color="D9D9D9" w:sz="4"/>
+              <w:right w:val="single" w:color="D9D9D9" w:sz="4"/>
+            </w:tcBorders>
+            <w:shd w:fill="F7F7F7" w:color="auto" w:val="clear"/>
+            <w:tcMar>
+              <w:top w:type="dxa" w:w="70"/>
+              <w:left w:type="dxa" w:w="110"/>
+              <w:bottom w:type="dxa" w:w="70"/>
+              <w:right w:type="dxa" w:w="110"/>
+            </w:tcMar>
+            <w:vAlign w:val="top"/>
+          </w:tcPr>
+          <w:p>
+            <w:pPr>
+              <w:spacing w:after="40" w:line="252"/>
+            </w:pPr>
+            <w:r>
+              <w:rPr>
+                <w:sz w:val="19"/>
+                <w:szCs w:val="19"/>
+              </w:rPr>
+              <w:t xml:space="preserve">Informe de evaluación de la Fase 5</w:t>
+            </w:r>
+          </w:p>
+        </w:tc>
+        <w:tc>
+          <w:tcPr>
+            <w:tcW w:type="dxa" w:w="1970"/>
+            <w:tcBorders>
+              <w:top w:val="single" w:color="D9D9D9" w:sz="4"/>
+              <w:left w:val="single" w:color="D9D9D9" w:sz="4"/>
+              <w:bottom w:val="single" w:color="D9D9D9" w:sz="4"/>
+              <w:right w:val="single" w:color="D9D9D9" w:sz="4"/>
+            </w:tcBorders>
+            <w:shd w:fill="F7F7F7" w:color="auto" w:val="clear"/>
+            <w:tcMar>
+              <w:top w:type="dxa" w:w="70"/>
+              <w:left w:type="dxa" w:w="110"/>
+              <w:bottom w:type="dxa" w:w="70"/>
+              <w:right w:type="dxa" w:w="110"/>
+            </w:tcMar>
+            <w:vAlign w:val="top"/>
+          </w:tcPr>
+          <w:p>
+            <w:pPr>
+              <w:spacing w:after="40" w:line="252"/>
+            </w:pPr>
+            <w:r>
+              <w:rPr>
+                <w:sz w:val="19"/>
+                <w:szCs w:val="19"/>
+              </w:rPr>
+              <w:t xml:space="preserve">Después</w:t>
+            </w:r>
+          </w:p>
+        </w:tc>
+      </w:tr>
+      <w:tr>
+        <w:trPr>
+          <w:cantSplit/>
+        </w:trPr>
+        <w:tc>
+          <w:tcPr>
+            <w:tcW w:type="dxa" w:w="1971"/>
+            <w:tcBorders>
+              <w:top w:val="single" w:color="D9D9D9" w:sz="4"/>
+              <w:left w:val="single" w:color="D9D9D9" w:sz="4"/>
+              <w:bottom w:val="single" w:color="D9D9D9" w:sz="4"/>
+              <w:right w:val="single" w:color="D9D9D9" w:sz="4"/>
+            </w:tcBorders>
+            <w:shd w:fill="FFFFFF" w:color="auto" w:val="clear"/>
+            <w:tcMar>
+              <w:top w:type="dxa" w:w="70"/>
+              <w:left w:type="dxa" w:w="110"/>
+              <w:bottom w:type="dxa" w:w="70"/>
+              <w:right w:type="dxa" w:w="110"/>
+            </w:tcMar>
+            <w:vAlign w:val="top"/>
+          </w:tcPr>
+          <w:p>
+            <w:pPr>
+              <w:spacing w:after="40" w:line="252"/>
+            </w:pPr>
+            <w:r>
+              <w:rPr>
+                <w:sz w:val="19"/>
+                <w:szCs w:val="19"/>
+              </w:rPr>
+              <w:t xml:space="preserve">19-10-2026 22:53</w:t>
+            </w:r>
+          </w:p>
+        </w:tc>
+        <w:tc>
+          <w:tcPr>
+            <w:tcW w:type="dxa" w:w="5419"/>
+            <w:tcBorders>
+              <w:top w:val="single" w:color="D9D9D9" w:sz="4"/>
+              <w:left w:val="single" w:color="D9D9D9" w:sz="4"/>
+              <w:bottom w:val="single" w:color="D9D9D9" w:sz="4"/>
+              <w:right w:val="single" w:color="D9D9D9" w:sz="4"/>
+            </w:tcBorders>
+            <w:shd w:fill="FFFFFF" w:color="auto" w:val="clear"/>
+            <w:tcMar>
+              <w:top w:type="dxa" w:w="70"/>
+              <w:left w:type="dxa" w:w="110"/>
+              <w:bottom w:type="dxa" w:w="70"/>
+              <w:right w:type="dxa" w:w="110"/>
+            </w:tcMar>
+            <w:vAlign w:val="top"/>
+          </w:tcPr>
+          <w:p>
+            <w:pPr>
+              <w:spacing w:after="40" w:line="252"/>
+            </w:pPr>
+            <w:r>
+              <w:rPr>
+                <w:sz w:val="19"/>
+                <w:szCs w:val="19"/>
+              </w:rPr>
+              <w:t xml:space="preserve">Versiones «v4 consenso» de los informes de las Fases 1 a 4</w:t>
+            </w:r>
+          </w:p>
+        </w:tc>
+        <w:tc>
+          <w:tcPr>
+            <w:tcW w:type="dxa" w:w="1970"/>
+            <w:tcBorders>
+              <w:top w:val="single" w:color="D9D9D9" w:sz="4"/>
+              <w:left w:val="single" w:color="D9D9D9" w:sz="4"/>
+              <w:bottom w:val="single" w:color="D9D9D9" w:sz="4"/>
+              <w:right w:val="single" w:color="D9D9D9" w:sz="4"/>
+            </w:tcBorders>
+            <w:shd w:fill="FFFFFF" w:color="auto" w:val="clear"/>
+            <w:tcMar>
+              <w:top w:type="dxa" w:w="70"/>
+              <w:left w:type="dxa" w:w="110"/>
+              <w:bottom w:type="dxa" w:w="70"/>
+              <w:right w:type="dxa" w:w="110"/>
+            </w:tcMar>
+            <w:vAlign w:val="top"/>
+          </w:tcPr>
+          <w:p>
+            <w:pPr>
+              <w:spacing w:after="40" w:line="252"/>
+            </w:pPr>
+            <w:r>
+              <w:rPr>
+                <w:sz w:val="19"/>
+                <w:szCs w:val="19"/>
+              </w:rPr>
+              <w:t xml:space="preserve">Después</w:t>
+            </w:r>
+          </w:p>
+        </w:tc>
+      </w:tr>
+      <w:tr>
+        <w:trPr>
+          <w:cantSplit/>
+        </w:trPr>
+        <w:tc>
+          <w:tcPr>
+            <w:tcW w:type="dxa" w:w="1971"/>
+            <w:tcBorders>
+              <w:top w:val="single" w:color="D9D9D9" w:sz="4"/>
+              <w:left w:val="single" w:color="D9D9D9" w:sz="4"/>
+              <w:bottom w:val="single" w:color="D9D9D9" w:sz="4"/>
+              <w:right w:val="single" w:color="D9D9D9" w:sz="4"/>
+            </w:tcBorders>
+            <w:shd w:fill="F7F7F7" w:color="auto" w:val="clear"/>
+            <w:tcMar>
+              <w:top w:type="dxa" w:w="70"/>
+              <w:left w:type="dxa" w:w="110"/>
+              <w:bottom w:type="dxa" w:w="70"/>
+              <w:right w:type="dxa" w:w="110"/>
+            </w:tcMar>
+            <w:vAlign w:val="top"/>
+          </w:tcPr>
+          <w:p>
+            <w:pPr>
+              <w:spacing w:after="40" w:line="252"/>
+            </w:pPr>
+            <w:r>
+              <w:rPr>
+                <w:sz w:val="19"/>
+                <w:szCs w:val="19"/>
+              </w:rPr>
               <w:t xml:space="preserve">20/21-10-2026</w:t>
             </w:r>
           </w:p>
@@ -5223,6 +5524,73 @@
               <w:bottom w:val="single" w:color="D9D9D9" w:sz="4"/>
               <w:right w:val="single" w:color="D9D9D9" w:sz="4"/>
             </w:tcBorders>
+            <w:shd w:fill="F7F7F7" w:color="auto" w:val="clear"/>
+            <w:tcMar>
+              <w:top w:type="dxa" w:w="70"/>
+              <w:left w:type="dxa" w:w="110"/>
+              <w:bottom w:type="dxa" w:w="70"/>
+              <w:right w:type="dxa" w:w="110"/>
+            </w:tcMar>
+            <w:vAlign w:val="top"/>
+          </w:tcPr>
+          <w:p>
+            <w:pPr>
+              <w:spacing w:after="40" w:line="252"/>
+            </w:pPr>
+            <w:r>
+              <w:rPr>
+                <w:sz w:val="19"/>
+                <w:szCs w:val="19"/>
+              </w:rPr>
+              <w:t xml:space="preserve">Auditoría externa y reproducción independiente desde cero</w:t>
+            </w:r>
+          </w:p>
+        </w:tc>
+        <w:tc>
+          <w:tcPr>
+            <w:tcW w:type="dxa" w:w="1970"/>
+            <w:tcBorders>
+              <w:top w:val="single" w:color="D9D9D9" w:sz="4"/>
+              <w:left w:val="single" w:color="D9D9D9" w:sz="4"/>
+              <w:bottom w:val="single" w:color="D9D9D9" w:sz="4"/>
+              <w:right w:val="single" w:color="D9D9D9" w:sz="4"/>
+            </w:tcBorders>
+            <w:shd w:fill="F7F7F7" w:color="auto" w:val="clear"/>
+            <w:tcMar>
+              <w:top w:type="dxa" w:w="70"/>
+              <w:left w:type="dxa" w:w="110"/>
+              <w:bottom w:type="dxa" w:w="70"/>
+              <w:right w:type="dxa" w:w="110"/>
+            </w:tcMar>
+            <w:vAlign w:val="top"/>
+          </w:tcPr>
+          <w:p>
+            <w:pPr>
+              <w:spacing w:after="40" w:line="252"/>
+            </w:pPr>
+            <w:r>
+              <w:rPr>
+                <w:sz w:val="19"/>
+                <w:szCs w:val="19"/>
+              </w:rPr>
+              <w:t xml:space="preserve">Después</w:t>
+            </w:r>
+          </w:p>
+        </w:tc>
+      </w:tr>
+      <w:tr>
+        <w:trPr>
+          <w:cantSplit/>
+        </w:trPr>
+        <w:tc>
+          <w:tcPr>
+            <w:tcW w:type="dxa" w:w="1971"/>
+            <w:tcBorders>
+              <w:top w:val="single" w:color="D9D9D9" w:sz="4"/>
+              <w:left w:val="single" w:color="D9D9D9" w:sz="4"/>
+              <w:bottom w:val="single" w:color="D9D9D9" w:sz="4"/>
+              <w:right w:val="single" w:color="D9D9D9" w:sz="4"/>
+            </w:tcBorders>
             <w:shd w:fill="FFFFFF" w:color="auto" w:val="clear"/>
             <w:tcMar>
               <w:top w:type="dxa" w:w="70"/>
@@ -5241,7 +5609,38 @@
                 <w:sz w:val="19"/>
                 <w:szCs w:val="19"/>
               </w:rPr>
-              <w:t xml:space="preserve">Auditoría externa y reproducción independiente desde cero</w:t>
+              <w:t xml:space="preserve">21-10-2026</w:t>
+            </w:r>
+          </w:p>
+        </w:tc>
+        <w:tc>
+          <w:tcPr>
+            <w:tcW w:type="dxa" w:w="5419"/>
+            <w:tcBorders>
+              <w:top w:val="single" w:color="D9D9D9" w:sz="4"/>
+              <w:left w:val="single" w:color="D9D9D9" w:sz="4"/>
+              <w:bottom w:val="single" w:color="D9D9D9" w:sz="4"/>
+              <w:right w:val="single" w:color="D9D9D9" w:sz="4"/>
+            </w:tcBorders>
+            <w:shd w:fill="FFFFFF" w:color="auto" w:val="clear"/>
+            <w:tcMar>
+              <w:top w:type="dxa" w:w="70"/>
+              <w:left w:type="dxa" w:w="110"/>
+              <w:bottom w:type="dxa" w:w="70"/>
+              <w:right w:type="dxa" w:w="110"/>
+            </w:tcMar>
+            <w:vAlign w:val="top"/>
+          </w:tcPr>
+          <w:p>
+            <w:pPr>
+              <w:spacing w:after="40" w:line="252"/>
+            </w:pPr>
+            <w:r>
+              <w:rPr>
+                <w:sz w:val="19"/>
+                <w:szCs w:val="19"/>
+              </w:rPr>
+              <w:t xml:space="preserve">Registro completo de incidentes (I-01 a I-09) y borrador de la enmienda 01 al protocolo</w:t>
             </w:r>
           </w:p>
         </w:tc>
@@ -5288,7 +5687,7 @@
         <w:spacing w:after="120" w:line="276"/>
       </w:pPr>
       <w:r>
-        <w:t xml:space="preserve">La garantía de que 2024 se evaluó a ciegas es el </w:t>
+        <w:t xml:space="preserve">El </w:t>
       </w:r>
       <w:r>
         <w:rPr>
@@ -5298,7 +5697,18 @@
         <w:t xml:space="preserve">protocolo pre-registrado</w:t>
       </w:r>
       <w:r>
-        <w:t xml:space="preserve"> de la Fase 5. Las versiones «v4 consenso» de los informes se escribieron después de la apertura y se conservan en el historial; los informes v5 marcan qué cambió y cuándo.</w:t>
+        <w:t xml:space="preserve"> de la Fase 5 garantiza que el pipeline definitivo no se ajustó mirando 2024. El año, sin embargo, no fue ciego para el autor: un prototipo anterior se evaluó en 2024 el 27-09-2026 (incidente I-01). Las versiones «v4 consenso» de los informes se escribieron después de la apertura y se conservan en el historial; los informes v5 marcan qué cambió y cuándo. Todos los incidentes están en </w:t>
+      </w:r>
+      <w:r>
+        <w:rPr>
+          <w:rFonts w:ascii="Consolas" w:cs="Consolas" w:eastAsia="Consolas" w:hAnsi="Consolas"/>
+          <w:sz w:val="19"/>
+          <w:szCs w:val="19"/>
+        </w:rPr>
+        <w:t xml:space="preserve">fase5_evaluacion/documentos/INCIDENTES.md</w:t>
+      </w:r>
+      <w:r>
+        <w:t xml:space="preserve">.</w:t>
       </w:r>
     </w:p>
     <w:p>
@@ -5319,7 +5729,29 @@
         <w:spacing w:after="80" w:line="264"/>
       </w:pPr>
       <w:r>
-        <w:t xml:space="preserve">Adjuntar la constancia escrita del profesor guía sobre la apertura de 2024.</w:t>
+        <w:t xml:space="preserve">Que el profesor guía firme la constancia y apruebe la enmienda 01 (</w:t>
+      </w:r>
+      <w:r>
+        <w:rPr>
+          <w:rFonts w:ascii="Consolas" w:cs="Consolas" w:eastAsia="Consolas" w:hAnsi="Consolas"/>
+          <w:sz w:val="19"/>
+          <w:szCs w:val="19"/>
+        </w:rPr>
+        <w:t xml:space="preserve">docs/gobernanza/Etapa0_Gobernanza_para_firma.docx</w:t>
+      </w:r>
+      <w:r>
+        <w:t xml:space="preserve">); luego registrar la enmienda con </w:t>
+      </w:r>
+      <w:r>
+        <w:rPr>
+          <w:rFonts w:ascii="Consolas" w:cs="Consolas" w:eastAsia="Consolas" w:hAnsi="Consolas"/>
+          <w:sz w:val="19"/>
+          <w:szCs w:val="19"/>
+        </w:rPr>
+        <w:t xml:space="preserve">registrar_enmienda.py</w:t>
+      </w:r>
+      <w:r>
+        <w:t xml:space="preserve">.</w:t>
       </w:r>
     </w:p>
     <w:p>
@@ -5345,18 +5777,7 @@
         <w:spacing w:after="80" w:line="264"/>
       </w:pPr>
       <w:r>
-        <w:t xml:space="preserve">Completar </w:t>
-      </w:r>
-      <w:r>
-        <w:rPr>
-          <w:rFonts w:ascii="Consolas" w:cs="Consolas" w:eastAsia="Consolas" w:hAnsi="Consolas"/>
-          <w:sz w:val="19"/>
-          <w:szCs w:val="19"/>
-        </w:rPr>
-        <w:t xml:space="preserve">INCIDENTES.md</w:t>
-      </w:r>
-      <w:r>
-        <w:t xml:space="preserve"> con las exposiciones previas de 2024, los cambios de código posteriores y la relectura de verificación.</w:t>
+        <w:t xml:space="preserve">Decidir si se reescribe el historial público de GitHub (incidente I-09).</w:t>
       </w:r>
     </w:p>
     <w:p>

--- a/docs/00_guia_del_proyecto/Guia_del_proyecto.docx
+++ b/docs/00_guia_del_proyecto/Guia_del_proyecto.docx
@@ -5640,7 +5640,7 @@
                 <w:sz w:val="19"/>
                 <w:szCs w:val="19"/>
               </w:rPr>
-              <w:t xml:space="preserve">Registro completo de incidentes (I-01 a I-09) y borrador de la enmienda 01 al protocolo</w:t>
+              <w:t xml:space="preserve">Registro completo de incidentes (I-01 a I-10) y borrador de la enmienda 01 al protocolo</w:t>
             </w:r>
           </w:p>
         </w:tc>
@@ -5740,7 +5740,7 @@
         <w:t xml:space="preserve">docs/gobernanza/Etapa0_Gobernanza_para_firma.docx</w:t>
       </w:r>
       <w:r>
-        <w:t xml:space="preserve">); luego registrar la enmienda con </w:t>
+        <w:t xml:space="preserve">). Su Parte A ratifica la apertura de 2024, porque su aprobación llegó después de conocer los resultados (I-10). Luego registrar la enmienda con </w:t>
       </w:r>
       <w:r>
         <w:rPr>

--- a/docs/00_guia_del_proyecto/Guia_del_proyecto.docx
+++ b/docs/00_guia_del_proyecto/Guia_del_proyecto.docx
@@ -181,6 +181,8 @@
             </w:pPr>
             <w:r>
               <w:rPr>
+                <w:b/>
+                <w:bCs/>
                 <w:sz w:val="21"/>
                 <w:szCs w:val="21"/>
               </w:rPr>
@@ -243,6 +245,8 @@
             </w:pPr>
             <w:r>
               <w:rPr>
+                <w:b/>
+                <w:bCs/>
                 <w:sz w:val="21"/>
                 <w:szCs w:val="21"/>
               </w:rPr>
@@ -305,6 +309,8 @@
             </w:pPr>
             <w:r>
               <w:rPr>
+                <w:b/>
+                <w:bCs/>
                 <w:sz w:val="21"/>
                 <w:szCs w:val="21"/>
               </w:rPr>
@@ -367,6 +373,8 @@
             </w:pPr>
             <w:r>
               <w:rPr>
+                <w:b/>
+                <w:bCs/>
                 <w:sz w:val="21"/>
                 <w:szCs w:val="21"/>
               </w:rPr>
@@ -854,7 +862,7 @@
         <w:spacing w:after="120" w:line="276"/>
       </w:pPr>
       <w:r>
-        <w:t xml:space="preserve">El proyecto sigue CRISP-DM. Cada fase tiene su informe v5 en </w:t>
+        <w:t xml:space="preserve">El proyecto sigue CRISP-DM. Cada fase tiene su informe en </w:t>
       </w:r>
       <w:r>
         <w:rPr>
@@ -865,7 +873,7 @@
         <w:t xml:space="preserve">docs/</w:t>
       </w:r>
       <w:r>
-        <w:t xml:space="preserve"> y, desde la Fase 2, su carpeta de código con pruebas automáticas y una tabla de «puertas» de calidad que deben pasar para cerrarla.</w:t>
+        <w:t xml:space="preserve"> (v5; la Fase 1, v6) y, desde la Fase 2, su carpeta de código con pruebas automáticas y una tabla de «puertas» de calidad que deben pasar para cerrarla.</w:t>
       </w:r>
     </w:p>
     <w:tbl>
@@ -2845,7 +2853,7 @@
                 <w:sz w:val="19"/>
                 <w:szCs w:val="19"/>
               </w:rPr>
-              <w:t xml:space="preserve">El informe v5 de cada fase, su plan original y las tablas de respaldo</w:t>
+              <w:t xml:space="preserve">El informe de cada fase (v5; la Fase 1, v6), su plan original y las tablas de respaldo</w:t>
             </w:r>
           </w:p>
         </w:tc>
@@ -3478,7 +3486,7 @@
         <w:spacing w:after="80" w:line="264"/>
       </w:pPr>
       <w:r>
-        <w:t xml:space="preserve">Fase 1 v5: el diseño, las reglas y cómo quedaron las decisiones (sección 8 con los cambios y sus fechas).</w:t>
+        <w:t xml:space="preserve">Fase 1 v6: el diseño, las reglas y cómo quedaron las decisiones. Restaura la versión 2 del informe y la corrige según lo ejecutado (decisiones en la sección 17; cada corrección en el Anexo A).</w:t>
       </w:r>
     </w:p>
     <w:p>
@@ -4748,6 +4756,8 @@
             </w:pPr>
             <w:r>
               <w:rPr>
+                <w:b/>
+                <w:bCs/>
                 <w:sz w:val="19"/>
                 <w:szCs w:val="19"/>
               </w:rPr>
@@ -5245,6 +5255,8 @@
             </w:pPr>
             <w:r>
               <w:rPr>
+                <w:b/>
+                <w:bCs/>
                 <w:sz w:val="19"/>
                 <w:szCs w:val="19"/>
               </w:rPr>

--- a/docs/00_guia_del_proyecto/Guia_del_proyecto.docx
+++ b/docs/00_guia_del_proyecto/Guia_del_proyecto.docx
@@ -873,7 +873,7 @@
         <w:t xml:space="preserve">docs/</w:t>
       </w:r>
       <w:r>
-        <w:t xml:space="preserve"> (v5; la Fase 1, v6) y, desde la Fase 2, su carpeta de código con pruebas automáticas y una tabla de «puertas» de calidad que deben pasar para cerrarla.</w:t>
+        <w:t xml:space="preserve"> (v5; las Fases 1 y 2, v6) y, desde la Fase 2, su carpeta de código con pruebas automáticas y una tabla de «puertas» de calidad que deben pasar para cerrarla.</w:t>
       </w:r>
     </w:p>
     <w:tbl>
@@ -2853,7 +2853,7 @@
                 <w:sz w:val="19"/>
                 <w:szCs w:val="19"/>
               </w:rPr>
-              <w:t xml:space="preserve">El informe de cada fase (v5; la Fase 1, v6), su plan original y las tablas de respaldo</w:t>
+              <w:t xml:space="preserve">El informe de cada fase (v5; las Fases 1 y 2, v6), su plan original y las tablas de respaldo</w:t>
             </w:r>
           </w:p>
         </w:tc>
@@ -3486,7 +3486,7 @@
         <w:spacing w:after="80" w:line="264"/>
       </w:pPr>
       <w:r>
-        <w:t xml:space="preserve">Fase 1 v6: el diseño, las reglas y cómo quedaron las decisiones. Restaura la versión 2 del informe y la corrige según lo ejecutado (decisiones en la sección 17; cada corrección en el Anexo A).</w:t>
+        <w:t xml:space="preserve">Fase 1 v6: el diseño, las reglas y cómo quedaron las decisiones. Restaura la versión 2 del informe, la corrige según lo ejecutado (Anexo A) y responde la revisión técnica del profesor guía (Anexo B).</w:t>
       </w:r>
     </w:p>
     <w:p>
@@ -3512,7 +3512,7 @@
         <w:spacing w:after="80" w:line="264"/>
       </w:pPr>
       <w:r>
-        <w:t xml:space="preserve">Fases 2, 3 y 4 v5, según lo que se necesite revisar.</w:t>
+        <w:t xml:space="preserve">Fase 2 v6 (su sección 9 responde lo que el profesor pidió y la Fase 2 ya resolvió) y Fases 3 y 4 v5, según lo que se necesite revisar.</w:t>
       </w:r>
     </w:p>
     <w:p>

--- a/docs/00_guia_del_proyecto/Guia_del_proyecto.docx
+++ b/docs/00_guia_del_proyecto/Guia_del_proyecto.docx
@@ -3486,7 +3486,7 @@
         <w:spacing w:after="80" w:line="264"/>
       </w:pPr>
       <w:r>
-        <w:t xml:space="preserve">Fase 1 v6: el diseño, las reglas y cómo quedaron las decisiones. Restaura la versión 2 del informe, la corrige según lo ejecutado (Anexo A) y responde la revisión técnica del profesor guía (Anexo B).</w:t>
+        <w:t xml:space="preserve">Fase 1 v6: el diseño, las reglas y cómo quedaron las decisiones. Restaura la versión 2 del informe, la corrige según lo ejecutado e incorpora la revisión técnica del profesor guía.</w:t>
       </w:r>
     </w:p>
     <w:p>
